--- a/entrega/Informe-Unidad1-Carlos-Hernandez.docx
+++ b/entrega/Informe-Unidad1-Carlos-Hernandez.docx
@@ -27,7 +27,7 @@
         <w:t xml:space="preserve">Codigo - nombre completo del alumno: </w:t>
       </w:r>
       <w:r>
-        <w:t>Carlos Hernandez</w:t>
+        <w:t>7502410053 - Carlos Hernandez</w:t>
       </w:r>
     </w:p>
     <w:p>

--- a/entrega/Informe-Unidad1-Carlos-Hernandez.docx
+++ b/entrega/Informe-Unidad1-Carlos-Hernandez.docx
@@ -27,7 +27,7 @@
         <w:t xml:space="preserve">Codigo - nombre completo del alumno: </w:t>
       </w:r>
       <w:r>
-        <w:t>7502410053 - Carlos Hernandez</w:t>
+        <w:t>7502410053 - Carlos Raul Hernandez Lopez</w:t>
       </w:r>
     </w:p>
     <w:p>
